--- a/Coding 1 - year/Unit 5 - Functions and Modularity/Daily Lesson Plans/Word/Day 113.docx
+++ b/Coding 1 - year/Unit 5 - Functions and Modularity/Daily Lesson Plans/Word/Day 113.docx
@@ -50,12 +50,15 @@
               </w:rPr>
               <w:t xml:space="preserve">Coding I — Full Year</w:t>
             </w:r>
-          </w:p>
-          <w:p>
-            <w:pPr>
-              <w:spacing w:before="40"/>
-              <w:jc w:val="center"/>
-            </w:pPr>
+            <w:r>
+              <w:rPr>
+                <w:rFonts w:ascii="Arial" w:cs="Arial" w:eastAsia="Arial" w:hAnsi="Arial"/>
+                <w:sz w:val="16"/>
+                <w:szCs w:val="16"/>
+              </w:rPr>
+              <w:br/>
+              <w:t xml:space="preserve"/>
+            </w:r>
             <w:r>
               <w:rPr>
                 <w:rFonts w:ascii="Arial" w:cs="Arial" w:eastAsia="Arial" w:hAnsi="Arial"/>
@@ -83,7 +86,7 @@
           <w:rFonts w:ascii="Arial" w:cs="Arial" w:eastAsia="Arial" w:hAnsi="Arial"/>
           <w:b/>
           <w:bCs/>
-          <w:color w:val="1F3864"/>
+          <w:color w:val="2B5797"/>
           <w:sz w:val="32"/>
           <w:szCs w:val="32"/>
         </w:rPr>
@@ -261,9 +264,9 @@
               <w:right w:val="single" w:color="CCCCCC" w:sz="1"/>
             </w:tcBorders>
             <w:tcMar>
-              <w:top w:type="dxa" w:w="60"/>
+              <w:top w:type="dxa" w:w="80"/>
               <w:left w:type="dxa" w:w="120"/>
-              <w:bottom w:type="dxa" w:w="60"/>
+              <w:bottom w:type="dxa" w:w="80"/>
               <w:right w:type="dxa" w:w="120"/>
             </w:tcMar>
           </w:tcPr>
@@ -290,20 +293,147 @@
               <w:right w:val="single" w:color="CCCCCC" w:sz="1"/>
             </w:tcBorders>
             <w:tcMar>
-              <w:top w:type="dxa" w:w="60"/>
+              <w:top w:type="dxa" w:w="80"/>
               <w:left w:type="dxa" w:w="120"/>
-              <w:bottom w:type="dxa" w:w="60"/>
+              <w:bottom w:type="dxa" w:w="80"/>
               <w:right w:type="dxa" w:w="120"/>
             </w:tcMar>
           </w:tcPr>
           <w:p>
-            <w:r>
-              <w:rPr>
-                <w:rFonts w:ascii="Arial" w:cs="Arial" w:eastAsia="Arial" w:hAnsi="Arial"/>
-                <w:sz w:val="20"/>
-                <w:szCs w:val="20"/>
+            <w:pPr>
+              <w:spacing w:after="80" w:before="80"/>
+            </w:pPr>
+            <w:r>
+              <w:rPr>
+                <w:rFonts w:ascii="Arial" w:cs="Arial" w:eastAsia="Arial" w:hAnsi="Arial"/>
+                <w:b/>
+                <w:bCs/>
+                <w:i w:val="false"/>
+                <w:iCs w:val="false"/>
+                <w:color w:val="000000"/>
+                <w:sz w:val="22"/>
+                <w:szCs w:val="22"/>
               </w:rPr>
               <w:t xml:space="preserve">Bell Ringer / Review</w:t>
+            </w:r>
+            <w:r>
+              <w:rPr>
+                <w:rFonts w:ascii="Arial" w:cs="Arial" w:eastAsia="Arial" w:hAnsi="Arial"/>
+                <w:sz w:val="20"/>
+                <w:szCs w:val="20"/>
+              </w:rPr>
+              <w:br/>
+              <w:t xml:space="preserve"/>
+            </w:r>
+            <w:r>
+              <w:rPr>
+                <w:rFonts w:ascii="Arial" w:cs="Arial" w:eastAsia="Arial" w:hAnsi="Arial"/>
+                <w:sz w:val="20"/>
+                <w:szCs w:val="20"/>
+              </w:rPr>
+              <w:br/>
+              <w:t xml:space="preserve"/>
+            </w:r>
+            <w:r>
+              <w:rPr>
+                <w:rFonts w:ascii="Arial" w:cs="Arial" w:eastAsia="Arial" w:hAnsi="Arial"/>
+                <w:b/>
+                <w:bCs/>
+                <w:i w:val="false"/>
+                <w:iCs w:val="false"/>
+                <w:color w:val="000000"/>
+                <w:sz w:val="20"/>
+                <w:szCs w:val="20"/>
+              </w:rPr>
+              <w:t xml:space="preserve">Quick Write </w:t>
+            </w:r>
+            <w:r>
+              <w:rPr>
+                <w:rFonts w:ascii="Arial" w:cs="Arial" w:eastAsia="Arial" w:hAnsi="Arial"/>
+                <w:b w:val="false"/>
+                <w:bCs w:val="false"/>
+                <w:i w:val="false"/>
+                <w:iCs w:val="false"/>
+                <w:color w:val="000000"/>
+                <w:sz w:val="20"/>
+                <w:szCs w:val="20"/>
+              </w:rPr>
+              <w:t xml:space="preserve">(3 min — written or verbal):</w:t>
+            </w:r>
+            <w:r>
+              <w:rPr>
+                <w:rFonts w:ascii="Arial" w:cs="Arial" w:eastAsia="Arial" w:hAnsi="Arial"/>
+                <w:sz w:val="20"/>
+                <w:szCs w:val="20"/>
+              </w:rPr>
+              <w:br/>
+              <w:t xml:space="preserve"/>
+            </w:r>
+            <w:r>
+              <w:rPr>
+                <w:rFonts w:ascii="Arial" w:cs="Arial" w:eastAsia="Arial" w:hAnsi="Arial"/>
+                <w:b w:val="false"/>
+                <w:bCs w:val="false"/>
+                <w:i w:val="false"/>
+                <w:iCs w:val="false"/>
+                <w:color w:val="000000"/>
+                <w:sz w:val="20"/>
+                <w:szCs w:val="20"/>
+              </w:rPr>
+              <w:t xml:space="preserve">    In your own words: Design and begin implementing a complete, multi-function program using top-down design and the main() pattern?</w:t>
+            </w:r>
+            <w:r>
+              <w:rPr>
+                <w:rFonts w:ascii="Arial" w:cs="Arial" w:eastAsia="Arial" w:hAnsi="Arial"/>
+                <w:sz w:val="20"/>
+                <w:szCs w:val="20"/>
+              </w:rPr>
+              <w:br/>
+              <w:t xml:space="preserve"/>
+            </w:r>
+            <w:r>
+              <w:rPr>
+                <w:rFonts w:ascii="Arial" w:cs="Arial" w:eastAsia="Arial" w:hAnsi="Arial"/>
+                <w:sz w:val="20"/>
+                <w:szCs w:val="20"/>
+              </w:rPr>
+              <w:br/>
+              <w:t xml:space="preserve"/>
+            </w:r>
+            <w:r>
+              <w:rPr>
+                <w:rFonts w:ascii="Arial" w:cs="Arial" w:eastAsia="Arial" w:hAnsi="Arial"/>
+                <w:b w:val="false"/>
+                <w:bCs w:val="false"/>
+                <w:i/>
+                <w:iCs/>
+                <w:color w:val="444444"/>
+                <w:sz w:val="20"/>
+                <w:szCs w:val="20"/>
+              </w:rPr>
+              <w:t xml:space="preserve">Today's Goal: By the end of class you will be able to design and begin implementing a complete, multi-function program using top-down design and the main() pattern.</w:t>
+            </w:r>
+            <w:r>
+              <w:rPr>
+                <w:rFonts w:ascii="Arial" w:cs="Arial" w:eastAsia="Arial" w:hAnsi="Arial"/>
+                <w:sz w:val="20"/>
+                <w:szCs w:val="20"/>
+              </w:rPr>
+              <w:br/>
+              <w:t xml:space="preserve"/>
+            </w:r>
+            <w:r>
+              <w:rPr>
+                <w:rFonts w:ascii="Arial" w:cs="Arial" w:eastAsia="Arial" w:hAnsi="Arial"/>
+                <w:b w:val="false"/>
+                <w:bCs w:val="false"/>
+                <w:i/>
+                <w:iCs/>
+                <w:color w:val="555555"/>
+                <w:sz w:val="20"/>
+                <w:szCs w:val="20"/>
+              </w:rPr>
+              <w:t xml:space="preserve">→ Pair-share your response, then 2–3 students share with the class.</w:t>
             </w:r>
           </w:p>
         </w:tc>
@@ -319,9 +449,9 @@
               <w:right w:val="single" w:color="CCCCCC" w:sz="1"/>
             </w:tcBorders>
             <w:tcMar>
-              <w:top w:type="dxa" w:w="60"/>
+              <w:top w:type="dxa" w:w="80"/>
               <w:left w:type="dxa" w:w="120"/>
-              <w:bottom w:type="dxa" w:w="60"/>
+              <w:bottom w:type="dxa" w:w="80"/>
               <w:right w:type="dxa" w:w="120"/>
             </w:tcMar>
           </w:tcPr>
@@ -348,20 +478,164 @@
               <w:right w:val="single" w:color="CCCCCC" w:sz="1"/>
             </w:tcBorders>
             <w:tcMar>
-              <w:top w:type="dxa" w:w="60"/>
+              <w:top w:type="dxa" w:w="80"/>
               <w:left w:type="dxa" w:w="120"/>
-              <w:bottom w:type="dxa" w:w="60"/>
+              <w:bottom w:type="dxa" w:w="80"/>
               <w:right w:type="dxa" w:w="120"/>
             </w:tcMar>
           </w:tcPr>
           <w:p>
-            <w:r>
-              <w:rPr>
-                <w:rFonts w:ascii="Arial" w:cs="Arial" w:eastAsia="Arial" w:hAnsi="Arial"/>
-                <w:sz w:val="20"/>
-                <w:szCs w:val="20"/>
-              </w:rPr>
-              <w:t xml:space="preserve">Mini Lesson: Building a Complete Modular Program (Part 1)</w:t>
+            <w:pPr>
+              <w:spacing w:after="80" w:before="80"/>
+            </w:pPr>
+            <w:r>
+              <w:rPr>
+                <w:rFonts w:ascii="Arial" w:cs="Arial" w:eastAsia="Arial" w:hAnsi="Arial"/>
+                <w:b/>
+                <w:bCs/>
+                <w:i w:val="false"/>
+                <w:iCs w:val="false"/>
+                <w:color w:val="000000"/>
+                <w:sz w:val="22"/>
+                <w:szCs w:val="22"/>
+              </w:rPr>
+              <w:t xml:space="preserve">Mini Lesson: </w:t>
+            </w:r>
+            <w:r>
+              <w:rPr>
+                <w:rFonts w:ascii="Arial" w:cs="Arial" w:eastAsia="Arial" w:hAnsi="Arial"/>
+                <w:b w:val="false"/>
+                <w:bCs w:val="false"/>
+                <w:i w:val="false"/>
+                <w:iCs w:val="false"/>
+                <w:color w:val="000000"/>
+                <w:sz w:val="22"/>
+                <w:szCs w:val="22"/>
+              </w:rPr>
+              <w:t xml:space="preserve">Building a Complete Modular Program (Part 1)</w:t>
+            </w:r>
+            <w:r>
+              <w:rPr>
+                <w:rFonts w:ascii="Arial" w:cs="Arial" w:eastAsia="Arial" w:hAnsi="Arial"/>
+                <w:sz w:val="20"/>
+                <w:szCs w:val="20"/>
+              </w:rPr>
+              <w:br/>
+              <w:t xml:space="preserve"/>
+            </w:r>
+            <w:r>
+              <w:rPr>
+                <w:rFonts w:ascii="Arial" w:cs="Arial" w:eastAsia="Arial" w:hAnsi="Arial"/>
+                <w:sz w:val="20"/>
+                <w:szCs w:val="20"/>
+              </w:rPr>
+              <w:br/>
+              <w:t xml:space="preserve"/>
+            </w:r>
+            <w:r>
+              <w:rPr>
+                <w:rFonts w:ascii="Arial" w:cs="Arial" w:eastAsia="Arial" w:hAnsi="Arial"/>
+                <w:b/>
+                <w:bCs/>
+                <w:i/>
+                <w:iCs/>
+                <w:color w:val="000000"/>
+                <w:sz w:val="20"/>
+                <w:szCs w:val="20"/>
+              </w:rPr>
+              <w:t xml:space="preserve">Learning Target: </w:t>
+            </w:r>
+            <w:r>
+              <w:rPr>
+                <w:rFonts w:ascii="Arial" w:cs="Arial" w:eastAsia="Arial" w:hAnsi="Arial"/>
+                <w:b w:val="false"/>
+                <w:bCs w:val="false"/>
+                <w:i/>
+                <w:iCs/>
+                <w:color w:val="333333"/>
+                <w:sz w:val="20"/>
+                <w:szCs w:val="20"/>
+              </w:rPr>
+              <w:t xml:space="preserve">I can design and begin implementing a complete, multi-function program using top-down design and the main() pattern.</w:t>
+            </w:r>
+            <w:r>
+              <w:rPr>
+                <w:rFonts w:ascii="Arial" w:cs="Arial" w:eastAsia="Arial" w:hAnsi="Arial"/>
+                <w:sz w:val="20"/>
+                <w:szCs w:val="20"/>
+              </w:rPr>
+              <w:br/>
+              <w:t xml:space="preserve"/>
+            </w:r>
+            <w:r>
+              <w:rPr>
+                <w:rFonts w:ascii="Arial" w:cs="Arial" w:eastAsia="Arial" w:hAnsi="Arial"/>
+                <w:sz w:val="20"/>
+                <w:szCs w:val="20"/>
+              </w:rPr>
+              <w:br/>
+              <w:t xml:space="preserve"/>
+            </w:r>
+            <w:r>
+              <w:rPr>
+                <w:rFonts w:ascii="Arial" w:cs="Arial" w:eastAsia="Arial" w:hAnsi="Arial"/>
+                <w:b/>
+                <w:bCs/>
+                <w:i/>
+                <w:iCs/>
+                <w:color w:val="555555"/>
+                <w:sz w:val="20"/>
+                <w:szCs w:val="20"/>
+              </w:rPr>
+              <w:t xml:space="preserve">→ Live Demo — </w:t>
+            </w:r>
+            <w:r>
+              <w:rPr>
+                <w:rFonts w:ascii="Arial" w:cs="Arial" w:eastAsia="Arial" w:hAnsi="Arial"/>
+                <w:b w:val="false"/>
+                <w:bCs w:val="false"/>
+                <w:i/>
+                <w:iCs/>
+                <w:color w:val="555555"/>
+                <w:sz w:val="20"/>
+                <w:szCs w:val="20"/>
+              </w:rPr>
+              <w:t xml:space="preserve">type examples as students follow along in their own editor.</w:t>
+            </w:r>
+            <w:r>
+              <w:rPr>
+                <w:rFonts w:ascii="Arial" w:cs="Arial" w:eastAsia="Arial" w:hAnsi="Arial"/>
+                <w:sz w:val="20"/>
+                <w:szCs w:val="20"/>
+              </w:rPr>
+              <w:br/>
+              <w:t xml:space="preserve"/>
+            </w:r>
+            <w:r>
+              <w:rPr>
+                <w:rFonts w:ascii="Arial" w:cs="Arial" w:eastAsia="Arial" w:hAnsi="Arial"/>
+                <w:b/>
+                <w:bCs/>
+                <w:i/>
+                <w:iCs/>
+                <w:color w:val="555555"/>
+                <w:sz w:val="20"/>
+                <w:szCs w:val="20"/>
+              </w:rPr>
+              <w:t xml:space="preserve">→ Check for Understanding: </w:t>
+            </w:r>
+            <w:r>
+              <w:rPr>
+                <w:rFonts w:ascii="Arial" w:cs="Arial" w:eastAsia="Arial" w:hAnsi="Arial"/>
+                <w:b w:val="false"/>
+                <w:bCs w:val="false"/>
+                <w:i/>
+                <w:iCs/>
+                <w:color w:val="555555"/>
+                <w:sz w:val="20"/>
+                <w:szCs w:val="20"/>
+              </w:rPr>
+              <w:t xml:space="preserve">pause and cold-call: “Can someone explain what we just did in their own words?”</w:t>
             </w:r>
           </w:p>
         </w:tc>
@@ -377,9 +651,9 @@
               <w:right w:val="single" w:color="CCCCCC" w:sz="1"/>
             </w:tcBorders>
             <w:tcMar>
-              <w:top w:type="dxa" w:w="60"/>
+              <w:top w:type="dxa" w:w="80"/>
               <w:left w:type="dxa" w:w="120"/>
-              <w:bottom w:type="dxa" w:w="60"/>
+              <w:bottom w:type="dxa" w:w="80"/>
               <w:right w:type="dxa" w:w="120"/>
             </w:tcMar>
           </w:tcPr>
@@ -392,7 +666,7 @@
                 <w:sz w:val="20"/>
                 <w:szCs w:val="20"/>
               </w:rPr>
-              <w:t xml:space="preserve">15-20 min</w:t>
+              <w:t xml:space="preserve">15–20 min</w:t>
             </w:r>
           </w:p>
         </w:tc>
@@ -406,20 +680,81 @@
               <w:right w:val="single" w:color="CCCCCC" w:sz="1"/>
             </w:tcBorders>
             <w:tcMar>
-              <w:top w:type="dxa" w:w="60"/>
+              <w:top w:type="dxa" w:w="80"/>
               <w:left w:type="dxa" w:w="120"/>
-              <w:bottom w:type="dxa" w:w="60"/>
+              <w:bottom w:type="dxa" w:w="80"/>
               <w:right w:type="dxa" w:w="120"/>
             </w:tcMar>
           </w:tcPr>
           <w:p>
-            <w:r>
-              <w:rPr>
-                <w:rFonts w:ascii="Arial" w:cs="Arial" w:eastAsia="Arial" w:hAnsi="Arial"/>
-                <w:sz w:val="20"/>
-                <w:szCs w:val="20"/>
+            <w:pPr>
+              <w:spacing w:after="80" w:before="80"/>
+            </w:pPr>
+            <w:r>
+              <w:rPr>
+                <w:rFonts w:ascii="Arial" w:cs="Arial" w:eastAsia="Arial" w:hAnsi="Arial"/>
+                <w:b/>
+                <w:bCs/>
+                <w:i w:val="false"/>
+                <w:iCs w:val="false"/>
+                <w:color w:val="000000"/>
+                <w:sz w:val="22"/>
+                <w:szCs w:val="22"/>
               </w:rPr>
               <w:t xml:space="preserve">Independent Practice / Code Along</w:t>
+            </w:r>
+            <w:r>
+              <w:rPr>
+                <w:rFonts w:ascii="Arial" w:cs="Arial" w:eastAsia="Arial" w:hAnsi="Arial"/>
+                <w:sz w:val="20"/>
+                <w:szCs w:val="20"/>
+              </w:rPr>
+              <w:br/>
+              <w:t xml:space="preserve"/>
+            </w:r>
+            <w:r>
+              <w:rPr>
+                <w:rFonts w:ascii="Arial" w:cs="Arial" w:eastAsia="Arial" w:hAnsi="Arial"/>
+                <w:b w:val="false"/>
+                <w:bCs w:val="false"/>
+                <w:i w:val="false"/>
+                <w:iCs w:val="false"/>
+                <w:color w:val="000000"/>
+                <w:sz w:val="20"/>
+                <w:szCs w:val="20"/>
+              </w:rPr>
+              <w:t xml:space="preserve">    Work through problems from the day's exercise set.</w:t>
+            </w:r>
+            <w:r>
+              <w:rPr>
+                <w:rFonts w:ascii="Arial" w:cs="Arial" w:eastAsia="Arial" w:hAnsi="Arial"/>
+                <w:sz w:val="20"/>
+                <w:szCs w:val="20"/>
+              </w:rPr>
+              <w:br/>
+              <w:t xml:space="preserve"/>
+            </w:r>
+            <w:r>
+              <w:rPr>
+                <w:rFonts w:ascii="Arial" w:cs="Arial" w:eastAsia="Arial" w:hAnsi="Arial"/>
+                <w:sz w:val="20"/>
+                <w:szCs w:val="20"/>
+              </w:rPr>
+              <w:br/>
+              <w:t xml:space="preserve"/>
+            </w:r>
+            <w:r>
+              <w:rPr>
+                <w:rFonts w:ascii="Arial" w:cs="Arial" w:eastAsia="Arial" w:hAnsi="Arial"/>
+                <w:b w:val="false"/>
+                <w:bCs w:val="false"/>
+                <w:i/>
+                <w:iCs/>
+                <w:color w:val="555555"/>
+                <w:sz w:val="20"/>
+                <w:szCs w:val="20"/>
+              </w:rPr>
+              <w:t xml:space="preserve">→ Teacher circulates — offer hints, check for understanding.</w:t>
             </w:r>
           </w:p>
         </w:tc>
@@ -435,9 +770,9 @@
               <w:right w:val="single" w:color="CCCCCC" w:sz="1"/>
             </w:tcBorders>
             <w:tcMar>
-              <w:top w:type="dxa" w:w="60"/>
+              <w:top w:type="dxa" w:w="80"/>
               <w:left w:type="dxa" w:w="120"/>
-              <w:bottom w:type="dxa" w:w="60"/>
+              <w:bottom w:type="dxa" w:w="80"/>
               <w:right w:type="dxa" w:w="120"/>
             </w:tcMar>
           </w:tcPr>
@@ -464,20 +799,90 @@
               <w:right w:val="single" w:color="CCCCCC" w:sz="1"/>
             </w:tcBorders>
             <w:tcMar>
-              <w:top w:type="dxa" w:w="60"/>
+              <w:top w:type="dxa" w:w="80"/>
               <w:left w:type="dxa" w:w="120"/>
-              <w:bottom w:type="dxa" w:w="60"/>
+              <w:bottom w:type="dxa" w:w="80"/>
               <w:right w:type="dxa" w:w="120"/>
             </w:tcMar>
           </w:tcPr>
           <w:p>
-            <w:r>
-              <w:rPr>
-                <w:rFonts w:ascii="Arial" w:cs="Arial" w:eastAsia="Arial" w:hAnsi="Arial"/>
-                <w:sz w:val="20"/>
-                <w:szCs w:val="20"/>
+            <w:pPr>
+              <w:spacing w:after="80" w:before="80"/>
+            </w:pPr>
+            <w:r>
+              <w:rPr>
+                <w:rFonts w:ascii="Arial" w:cs="Arial" w:eastAsia="Arial" w:hAnsi="Arial"/>
+                <w:b/>
+                <w:bCs/>
+                <w:i w:val="false"/>
+                <w:iCs w:val="false"/>
+                <w:color w:val="000000"/>
+                <w:sz w:val="22"/>
+                <w:szCs w:val="22"/>
               </w:rPr>
               <w:t xml:space="preserve">Exit Ticket / Wrap-Up</w:t>
+            </w:r>
+            <w:r>
+              <w:rPr>
+                <w:rFonts w:ascii="Arial" w:cs="Arial" w:eastAsia="Arial" w:hAnsi="Arial"/>
+                <w:sz w:val="20"/>
+                <w:szCs w:val="20"/>
+              </w:rPr>
+              <w:br/>
+              <w:t xml:space="preserve"/>
+            </w:r>
+            <w:r>
+              <w:rPr>
+                <w:rFonts w:ascii="Arial" w:cs="Arial" w:eastAsia="Arial" w:hAnsi="Arial"/>
+                <w:sz w:val="20"/>
+                <w:szCs w:val="20"/>
+              </w:rPr>
+              <w:br/>
+              <w:t xml:space="preserve"/>
+            </w:r>
+            <w:r>
+              <w:rPr>
+                <w:rFonts w:ascii="Arial" w:cs="Arial" w:eastAsia="Arial" w:hAnsi="Arial"/>
+                <w:b w:val="false"/>
+                <w:bCs w:val="false"/>
+                <w:i w:val="false"/>
+                <w:iCs w:val="false"/>
+                <w:color w:val="000000"/>
+                <w:sz w:val="20"/>
+                <w:szCs w:val="20"/>
+              </w:rPr>
+              <w:t xml:space="preserve">Quick Check: Design and begin implementing a complete, multi-function program using top-down design and the main() pattern?</w:t>
+            </w:r>
+            <w:r>
+              <w:rPr>
+                <w:rFonts w:ascii="Arial" w:cs="Arial" w:eastAsia="Arial" w:hAnsi="Arial"/>
+                <w:sz w:val="20"/>
+                <w:szCs w:val="20"/>
+              </w:rPr>
+              <w:br/>
+              <w:t xml:space="preserve"/>
+            </w:r>
+            <w:r>
+              <w:rPr>
+                <w:rFonts w:ascii="Arial" w:cs="Arial" w:eastAsia="Arial" w:hAnsi="Arial"/>
+                <w:sz w:val="20"/>
+                <w:szCs w:val="20"/>
+              </w:rPr>
+              <w:br/>
+              <w:t xml:space="preserve"/>
+            </w:r>
+            <w:r>
+              <w:rPr>
+                <w:rFonts w:ascii="Arial" w:cs="Arial" w:eastAsia="Arial" w:hAnsi="Arial"/>
+                <w:b w:val="false"/>
+                <w:bCs w:val="false"/>
+                <w:i/>
+                <w:iCs/>
+                <w:color w:val="555555"/>
+                <w:sz w:val="20"/>
+                <w:szCs w:val="20"/>
+              </w:rPr>
+              <w:t xml:space="preserve">→ 3–2–1: Name 3 things learned, 2 new vocab words, 1 question you still have.</w:t>
             </w:r>
           </w:p>
         </w:tc>
@@ -1202,32 +1607,6 @@
                 <w:sz w:val="18"/>
                 <w:szCs w:val="18"/>
               </w:rPr>
-              <w:t xml:space="preserve"># ===== DATA &amp; CONSTANTS =====</w:t>
-            </w:r>
-          </w:p>
-          <w:p>
-            <w:pPr>
-              <w:spacing w:after="20"/>
-            </w:pPr>
-            <w:r>
-              <w:rPr>
-                <w:rFonts w:ascii="Courier New" w:cs="Courier New" w:eastAsia="Courier New" w:hAnsi="Courier New"/>
-                <w:sz w:val="18"/>
-                <w:szCs w:val="18"/>
-              </w:rPr>
-              <w:t xml:space="preserve"># Define any constants or initial data here</w:t>
-            </w:r>
-          </w:p>
-          <w:p>
-            <w:pPr>
-              <w:spacing w:after="20"/>
-            </w:pPr>
-            <w:r>
-              <w:rPr>
-                <w:rFonts w:ascii="Courier New" w:cs="Courier New" w:eastAsia="Courier New" w:hAnsi="Courier New"/>
-                <w:sz w:val="18"/>
-                <w:szCs w:val="18"/>
-              </w:rPr>
               <w:t xml:space="preserve"> </w:t>
             </w:r>
           </w:p>
@@ -1241,19 +1620,6 @@
                 <w:sz w:val="18"/>
                 <w:szCs w:val="18"/>
               </w:rPr>
-              <w:t xml:space="preserve"># ===== HELPER FUNCTIONS =====</w:t>
-            </w:r>
-          </w:p>
-          <w:p>
-            <w:pPr>
-              <w:spacing w:after="20"/>
-            </w:pPr>
-            <w:r>
-              <w:rPr>
-                <w:rFonts w:ascii="Courier New" w:cs="Courier New" w:eastAsia="Courier New" w:hAnsi="Courier New"/>
-                <w:sz w:val="18"/>
-                <w:szCs w:val="18"/>
-              </w:rPr>
               <w:t xml:space="preserve"> </w:t>
             </w:r>
           </w:p>
@@ -1267,6 +1633,45 @@
                 <w:sz w:val="18"/>
                 <w:szCs w:val="18"/>
               </w:rPr>
+              <w:t xml:space="preserve"> </w:t>
+            </w:r>
+          </w:p>
+          <w:p>
+            <w:pPr>
+              <w:spacing w:after="20"/>
+            </w:pPr>
+            <w:r>
+              <w:rPr>
+                <w:rFonts w:ascii="Courier New" w:cs="Courier New" w:eastAsia="Courier New" w:hAnsi="Courier New"/>
+                <w:sz w:val="18"/>
+                <w:szCs w:val="18"/>
+              </w:rPr>
+              <w:t xml:space="preserve"> </w:t>
+            </w:r>
+          </w:p>
+          <w:p>
+            <w:pPr>
+              <w:spacing w:after="20"/>
+            </w:pPr>
+            <w:r>
+              <w:rPr>
+                <w:rFonts w:ascii="Courier New" w:cs="Courier New" w:eastAsia="Courier New" w:hAnsi="Courier New"/>
+                <w:sz w:val="18"/>
+                <w:szCs w:val="18"/>
+              </w:rPr>
+              <w:t xml:space="preserve"> </w:t>
+            </w:r>
+          </w:p>
+          <w:p>
+            <w:pPr>
+              <w:spacing w:after="20"/>
+            </w:pPr>
+            <w:r>
+              <w:rPr>
+                <w:rFonts w:ascii="Courier New" w:cs="Courier New" w:eastAsia="Courier New" w:hAnsi="Courier New"/>
+                <w:sz w:val="18"/>
+                <w:szCs w:val="18"/>
+              </w:rPr>
               <w:t xml:space="preserve">def load_questions():</w:t>
             </w:r>
           </w:p>
@@ -1397,19 +1802,6 @@
                 <w:sz w:val="18"/>
                 <w:szCs w:val="18"/>
               </w:rPr>
-              <w:t xml:space="preserve"># ... more helper functions ...</w:t>
-            </w:r>
-          </w:p>
-          <w:p>
-            <w:pPr>
-              <w:spacing w:after="20"/>
-            </w:pPr>
-            <w:r>
-              <w:rPr>
-                <w:rFonts w:ascii="Courier New" w:cs="Courier New" w:eastAsia="Courier New" w:hAnsi="Courier New"/>
-                <w:sz w:val="18"/>
-                <w:szCs w:val="18"/>
-              </w:rPr>
               <w:t xml:space="preserve"> </w:t>
             </w:r>
           </w:p>
@@ -1423,7 +1815,20 @@
                 <w:sz w:val="18"/>
                 <w:szCs w:val="18"/>
               </w:rPr>
-              <w:t xml:space="preserve"># ===== MAIN PROGRAM =====</w:t>
+              <w:t xml:space="preserve"> </w:t>
+            </w:r>
+          </w:p>
+          <w:p>
+            <w:pPr>
+              <w:spacing w:after="20"/>
+            </w:pPr>
+            <w:r>
+              <w:rPr>
+                <w:rFonts w:ascii="Courier New" w:cs="Courier New" w:eastAsia="Courier New" w:hAnsi="Courier New"/>
+                <w:sz w:val="18"/>
+                <w:szCs w:val="18"/>
+              </w:rPr>
+              <w:t xml:space="preserve"> </w:t>
             </w:r>
           </w:p>
           <w:p>

--- a/Coding 1 - year/Unit 5 - Functions and Modularity/Daily Lesson Plans/Word/Day 113.docx
+++ b/Coding 1 - year/Unit 5 - Functions and Modularity/Daily Lesson Plans/Word/Day 113.docx
@@ -380,7 +380,7 @@
                 <w:sz w:val="20"/>
                 <w:szCs w:val="20"/>
               </w:rPr>
-              <w:t xml:space="preserve">    In your own words: Design and begin implementing a complete, multi-function program using top-down design and the main() pattern?</w:t>
+              <w:t xml:space="preserve">    Before designing anything, what questions would you need to answer first in order to design and begin implementing a complete, multi-function program using top-down design and the main() pattern?</w:t>
             </w:r>
             <w:r>
               <w:rPr>
@@ -411,7 +411,7 @@
                 <w:sz w:val="20"/>
                 <w:szCs w:val="20"/>
               </w:rPr>
-              <w:t xml:space="preserve">Today's Goal: By the end of class you will be able to design and begin implementing a complete, multi-function program using top-down design and the main() pattern.</w:t>
+              <w:t xml:space="preserve">Today’s Goal: By the end of class you will be able to design and begin implementing a complete, multi-function program using top-down design and the main() pattern.</w:t>
             </w:r>
             <w:r>
               <w:rPr>
@@ -851,7 +851,7 @@
                 <w:sz w:val="20"/>
                 <w:szCs w:val="20"/>
               </w:rPr>
-              <w:t xml:space="preserve">Quick Check: Design and begin implementing a complete, multi-function program using top-down design and the main() pattern?</w:t>
+              <w:t xml:space="preserve">What are the 2-3 most important steps when you design and begin implementing a complete, multi-function program using top-down design and the main() pattern? What could go wrong if you skip one?</w:t>
             </w:r>
             <w:r>
               <w:rPr>

--- a/Coding 1 - year/Unit 5 - Functions and Modularity/Daily Lesson Plans/Word/Day 113.docx
+++ b/Coding 1 - year/Unit 5 - Functions and Modularity/Daily Lesson Plans/Word/Day 113.docx
@@ -403,6 +403,72 @@
             <w:r>
               <w:rPr>
                 <w:rFonts w:ascii="Arial" w:cs="Arial" w:eastAsia="Arial" w:hAnsi="Arial"/>
+                <w:b/>
+                <w:bCs/>
+                <w:i w:val="false"/>
+                <w:iCs w:val="false"/>
+                <w:color w:val="000000"/>
+                <w:sz w:val="20"/>
+                <w:szCs w:val="20"/>
+              </w:rPr>
+              <w:t xml:space="preserve">Vocabulary Preview — </w:t>
+            </w:r>
+            <w:r>
+              <w:rPr>
+                <w:rFonts w:ascii="Arial" w:cs="Arial" w:eastAsia="Arial" w:hAnsi="Arial"/>
+                <w:b w:val="false"/>
+                <w:bCs w:val="false"/>
+                <w:i w:val="false"/>
+                <w:iCs w:val="false"/>
+                <w:color w:val="000000"/>
+                <w:sz w:val="20"/>
+                <w:szCs w:val="20"/>
+              </w:rPr>
+              <w:t xml:space="preserve">terms we'll use today:</w:t>
+            </w:r>
+            <w:r>
+              <w:rPr>
+                <w:rFonts w:ascii="Arial" w:cs="Arial" w:eastAsia="Arial" w:hAnsi="Arial"/>
+                <w:sz w:val="20"/>
+                <w:szCs w:val="20"/>
+              </w:rPr>
+              <w:br/>
+              <w:t xml:space="preserve"/>
+            </w:r>
+            <w:r>
+              <w:rPr>
+                <w:rFonts w:ascii="Arial" w:cs="Arial" w:eastAsia="Arial" w:hAnsi="Arial"/>
+                <w:b w:val="false"/>
+                <w:bCs w:val="false"/>
+                <w:i w:val="false"/>
+                <w:iCs w:val="false"/>
+                <w:color w:val="000000"/>
+                <w:sz w:val="20"/>
+                <w:szCs w:val="20"/>
+              </w:rPr>
+              <w:t xml:space="preserve">    • design and implement   •   Note   •   Quiz Game   •   Grade Tracker   •   Text-Based Game   •   Budget Manager</w:t>
+            </w:r>
+            <w:r>
+              <w:rPr>
+                <w:rFonts w:ascii="Arial" w:cs="Arial" w:eastAsia="Arial" w:hAnsi="Arial"/>
+                <w:sz w:val="20"/>
+                <w:szCs w:val="20"/>
+              </w:rPr>
+              <w:br/>
+              <w:t xml:space="preserve"/>
+            </w:r>
+            <w:r>
+              <w:rPr>
+                <w:rFonts w:ascii="Arial" w:cs="Arial" w:eastAsia="Arial" w:hAnsi="Arial"/>
+                <w:sz w:val="20"/>
+                <w:szCs w:val="20"/>
+              </w:rPr>
+              <w:br/>
+              <w:t xml:space="preserve"/>
+            </w:r>
+            <w:r>
+              <w:rPr>
+                <w:rFonts w:ascii="Arial" w:cs="Arial" w:eastAsia="Arial" w:hAnsi="Arial"/>
                 <w:b w:val="false"/>
                 <w:bCs w:val="false"/>
                 <w:i/>
@@ -579,6 +645,244 @@
             <w:r>
               <w:rPr>
                 <w:rFonts w:ascii="Arial" w:cs="Arial" w:eastAsia="Arial" w:hAnsi="Arial"/>
+                <w:b w:val="false"/>
+                <w:bCs w:val="false"/>
+                <w:i w:val="false"/>
+                <w:iCs w:val="false"/>
+                <w:color w:val="000000"/>
+                <w:sz w:val="20"/>
+                <w:szCs w:val="20"/>
+              </w:rPr>
+              <w:t xml:space="preserve">This is the first day of a two-day project. Today, you'll design and implement a moderately complex program (300–500 lines) that solves a real problem.</w:t>
+            </w:r>
+            <w:r>
+              <w:rPr>
+                <w:rFonts w:ascii="Arial" w:cs="Arial" w:eastAsia="Arial" w:hAnsi="Arial"/>
+                <w:sz w:val="20"/>
+                <w:szCs w:val="20"/>
+              </w:rPr>
+              <w:br/>
+              <w:t xml:space="preserve"/>
+            </w:r>
+            <w:r>
+              <w:rPr>
+                <w:rFonts w:ascii="Arial" w:cs="Arial" w:eastAsia="Arial" w:hAnsi="Arial"/>
+                <w:b w:val="false"/>
+                <w:bCs w:val="false"/>
+                <w:i w:val="false"/>
+                <w:iCs w:val="false"/>
+                <w:color w:val="000000"/>
+                <w:sz w:val="20"/>
+                <w:szCs w:val="20"/>
+              </w:rPr>
+              <w:t xml:space="preserve">Note: This is not a lab with pre-written starter code. You are designing and building from scratch using what you've learned about modular design.</w:t>
+            </w:r>
+            <w:r>
+              <w:rPr>
+                <w:rFonts w:ascii="Arial" w:cs="Arial" w:eastAsia="Arial" w:hAnsi="Arial"/>
+                <w:sz w:val="20"/>
+                <w:szCs w:val="20"/>
+              </w:rPr>
+              <w:br/>
+              <w:t xml:space="preserve"/>
+            </w:r>
+            <w:r>
+              <w:rPr>
+                <w:rFonts w:ascii="Arial" w:cs="Arial" w:eastAsia="Arial" w:hAnsi="Arial"/>
+                <w:sz w:val="20"/>
+                <w:szCs w:val="20"/>
+              </w:rPr>
+              <w:br/>
+              <w:t xml:space="preserve"/>
+            </w:r>
+            <w:r>
+              <w:rPr>
+                <w:rFonts w:ascii="Arial" w:cs="Arial" w:eastAsia="Arial" w:hAnsi="Arial"/>
+                <w:b/>
+                <w:bCs/>
+                <w:i w:val="false"/>
+                <w:iCs w:val="false"/>
+                <w:color w:val="000000"/>
+                <w:sz w:val="20"/>
+                <w:szCs w:val="20"/>
+              </w:rPr>
+              <w:t xml:space="preserve">Key Concepts:</w:t>
+            </w:r>
+            <w:r>
+              <w:rPr>
+                <w:rFonts w:ascii="Arial" w:cs="Arial" w:eastAsia="Arial" w:hAnsi="Arial"/>
+                <w:sz w:val="20"/>
+                <w:szCs w:val="20"/>
+              </w:rPr>
+              <w:br/>
+              <w:t xml:space="preserve"/>
+            </w:r>
+            <w:r>
+              <w:rPr>
+                <w:rFonts w:ascii="Arial" w:cs="Arial" w:eastAsia="Arial" w:hAnsi="Arial"/>
+                <w:b w:val="false"/>
+                <w:bCs w:val="false"/>
+                <w:i w:val="false"/>
+                <w:iCs w:val="false"/>
+                <w:color w:val="000000"/>
+                <w:sz w:val="20"/>
+                <w:szCs w:val="20"/>
+              </w:rPr>
+              <w:t xml:space="preserve">    • Quiz Game (Difficulty: Medium)</w:t>
+            </w:r>
+            <w:r>
+              <w:rPr>
+                <w:rFonts w:ascii="Arial" w:cs="Arial" w:eastAsia="Arial" w:hAnsi="Arial"/>
+                <w:sz w:val="20"/>
+                <w:szCs w:val="20"/>
+              </w:rPr>
+              <w:br/>
+              <w:t xml:space="preserve"/>
+            </w:r>
+            <w:r>
+              <w:rPr>
+                <w:rFonts w:ascii="Arial" w:cs="Arial" w:eastAsia="Arial" w:hAnsi="Arial"/>
+                <w:b w:val="false"/>
+                <w:bCs w:val="false"/>
+                <w:i w:val="false"/>
+                <w:iCs w:val="false"/>
+                <w:color w:val="000000"/>
+                <w:sz w:val="20"/>
+                <w:szCs w:val="20"/>
+              </w:rPr>
+              <w:t xml:space="preserve">    • Grade Tracker (Difficulty: Medium)</w:t>
+            </w:r>
+            <w:r>
+              <w:rPr>
+                <w:rFonts w:ascii="Arial" w:cs="Arial" w:eastAsia="Arial" w:hAnsi="Arial"/>
+                <w:sz w:val="20"/>
+                <w:szCs w:val="20"/>
+              </w:rPr>
+              <w:br/>
+              <w:t xml:space="preserve"/>
+            </w:r>
+            <w:r>
+              <w:rPr>
+                <w:rFonts w:ascii="Arial" w:cs="Arial" w:eastAsia="Arial" w:hAnsi="Arial"/>
+                <w:b w:val="false"/>
+                <w:bCs w:val="false"/>
+                <w:i w:val="false"/>
+                <w:iCs w:val="false"/>
+                <w:color w:val="000000"/>
+                <w:sz w:val="20"/>
+                <w:szCs w:val="20"/>
+              </w:rPr>
+              <w:t xml:space="preserve">    • Text-Based Game (Difficulty: Hard)</w:t>
+            </w:r>
+            <w:r>
+              <w:rPr>
+                <w:rFonts w:ascii="Arial" w:cs="Arial" w:eastAsia="Arial" w:hAnsi="Arial"/>
+                <w:sz w:val="20"/>
+                <w:szCs w:val="20"/>
+              </w:rPr>
+              <w:br/>
+              <w:t xml:space="preserve"/>
+            </w:r>
+            <w:r>
+              <w:rPr>
+                <w:rFonts w:ascii="Arial" w:cs="Arial" w:eastAsia="Arial" w:hAnsi="Arial"/>
+                <w:b w:val="false"/>
+                <w:bCs w:val="false"/>
+                <w:i w:val="false"/>
+                <w:iCs w:val="false"/>
+                <w:color w:val="000000"/>
+                <w:sz w:val="20"/>
+                <w:szCs w:val="20"/>
+              </w:rPr>
+              <w:t xml:space="preserve">    • Budget Manager (Difficulty: Medium)</w:t>
+            </w:r>
+            <w:r>
+              <w:rPr>
+                <w:rFonts w:ascii="Arial" w:cs="Arial" w:eastAsia="Arial" w:hAnsi="Arial"/>
+                <w:sz w:val="20"/>
+                <w:szCs w:val="20"/>
+              </w:rPr>
+              <w:br/>
+              <w:t xml:space="preserve"/>
+            </w:r>
+            <w:r>
+              <w:rPr>
+                <w:rFonts w:ascii="Arial" w:cs="Arial" w:eastAsia="Arial" w:hAnsi="Arial"/>
+                <w:b w:val="false"/>
+                <w:bCs w:val="false"/>
+                <w:i w:val="false"/>
+                <w:iCs w:val="false"/>
+                <w:color w:val="000000"/>
+                <w:sz w:val="20"/>
+                <w:szCs w:val="20"/>
+              </w:rPr>
+              <w:t xml:space="preserve">    • Word Game (Difficulty: Medium)</w:t>
+            </w:r>
+            <w:r>
+              <w:rPr>
+                <w:rFonts w:ascii="Arial" w:cs="Arial" w:eastAsia="Arial" w:hAnsi="Arial"/>
+                <w:sz w:val="20"/>
+                <w:szCs w:val="20"/>
+              </w:rPr>
+              <w:br/>
+              <w:t xml:space="preserve"/>
+            </w:r>
+            <w:r>
+              <w:rPr>
+                <w:rFonts w:ascii="Arial" w:cs="Arial" w:eastAsia="Arial" w:hAnsi="Arial"/>
+                <w:sz w:val="20"/>
+                <w:szCs w:val="20"/>
+              </w:rPr>
+              <w:br/>
+              <w:t xml:space="preserve"/>
+            </w:r>
+            <w:r>
+              <w:rPr>
+                <w:rFonts w:ascii="Arial" w:cs="Arial" w:eastAsia="Arial" w:hAnsi="Arial"/>
+                <w:b/>
+                <w:bCs/>
+                <w:i w:val="false"/>
+                <w:iCs w:val="false"/>
+                <w:color w:val="000000"/>
+                <w:sz w:val="20"/>
+                <w:szCs w:val="20"/>
+              </w:rPr>
+              <w:t xml:space="preserve">Vocabulary: </w:t>
+            </w:r>
+            <w:r>
+              <w:rPr>
+                <w:rFonts w:ascii="Arial" w:cs="Arial" w:eastAsia="Arial" w:hAnsi="Arial"/>
+                <w:b w:val="false"/>
+                <w:bCs w:val="false"/>
+                <w:i w:val="false"/>
+                <w:iCs w:val="false"/>
+                <w:color w:val="000000"/>
+                <w:sz w:val="20"/>
+                <w:szCs w:val="20"/>
+              </w:rPr>
+              <w:t xml:space="preserve">design and implement, Note, Quiz Game, Grade Tracker, Text-Based Game, Budget Manager</w:t>
+            </w:r>
+            <w:r>
+              <w:rPr>
+                <w:rFonts w:ascii="Arial" w:cs="Arial" w:eastAsia="Arial" w:hAnsi="Arial"/>
+                <w:sz w:val="20"/>
+                <w:szCs w:val="20"/>
+              </w:rPr>
+              <w:br/>
+              <w:t xml:space="preserve"/>
+            </w:r>
+            <w:r>
+              <w:rPr>
+                <w:rFonts w:ascii="Arial" w:cs="Arial" w:eastAsia="Arial" w:hAnsi="Arial"/>
+                <w:sz w:val="20"/>
+                <w:szCs w:val="20"/>
+              </w:rPr>
+              <w:br/>
+              <w:t xml:space="preserve"/>
+            </w:r>
+            <w:r>
+              <w:rPr>
+                <w:rFonts w:ascii="Arial" w:cs="Arial" w:eastAsia="Arial" w:hAnsi="Arial"/>
                 <w:b/>
                 <w:bCs/>
                 <w:i/>
@@ -666,7 +970,7 @@
                 <w:sz w:val="20"/>
                 <w:szCs w:val="20"/>
               </w:rPr>
-              <w:t xml:space="preserve">15–20 min</w:t>
+              <w:t xml:space="preserve">15 min</w:t>
             </w:r>
           </w:p>
         </w:tc>
@@ -701,7 +1005,16 @@
                 <w:sz w:val="22"/>
                 <w:szCs w:val="22"/>
               </w:rPr>
-              <w:t xml:space="preserve">Independent Practice / Code Along</w:t>
+              <w:t xml:space="preserve">Guided Practice</w:t>
+            </w:r>
+            <w:r>
+              <w:rPr>
+                <w:rFonts w:ascii="Arial" w:cs="Arial" w:eastAsia="Arial" w:hAnsi="Arial"/>
+                <w:sz w:val="20"/>
+                <w:szCs w:val="20"/>
+              </w:rPr>
+              <w:br/>
+              <w:t xml:space="preserve"/>
             </w:r>
             <w:r>
               <w:rPr>
@@ -723,7 +1036,7 @@
                 <w:sz w:val="20"/>
                 <w:szCs w:val="20"/>
               </w:rPr>
-              <w:t xml:space="preserve">    Work through problems from the day's exercise set.</w:t>
+              <w:t xml:space="preserve">Before writing code, create a design document:</w:t>
             </w:r>
             <w:r>
               <w:rPr>
@@ -754,7 +1067,7 @@
                 <w:sz w:val="20"/>
                 <w:szCs w:val="20"/>
               </w:rPr>
-              <w:t xml:space="preserve">→ Teacher circulates — offer hints, check for understanding.</w:t>
+              <w:t xml:space="preserve">→ Teacher models — students try alongside, then compare results.</w:t>
             </w:r>
           </w:p>
         </w:tc>
@@ -785,7 +1098,7 @@
                 <w:sz w:val="20"/>
                 <w:szCs w:val="20"/>
               </w:rPr>
-              <w:t xml:space="preserve">5 min</w:t>
+              <w:t xml:space="preserve">15–20 min</w:t>
             </w:r>
           </w:p>
         </w:tc>
@@ -820,16 +1133,7 @@
                 <w:sz w:val="22"/>
                 <w:szCs w:val="22"/>
               </w:rPr>
-              <w:t xml:space="preserve">Exit Ticket / Wrap-Up</w:t>
-            </w:r>
-            <w:r>
-              <w:rPr>
-                <w:rFonts w:ascii="Arial" w:cs="Arial" w:eastAsia="Arial" w:hAnsi="Arial"/>
-                <w:sz w:val="20"/>
-                <w:szCs w:val="20"/>
-              </w:rPr>
-              <w:br/>
-              <w:t xml:space="preserve"/>
+              <w:t xml:space="preserve">Independent Practice / Code Along</w:t>
             </w:r>
             <w:r>
               <w:rPr>
@@ -851,7 +1155,29 @@
                 <w:sz w:val="20"/>
                 <w:szCs w:val="20"/>
               </w:rPr>
-              <w:t xml:space="preserve">What are the 2-3 most important steps when you design and begin implementing a complete, multi-function program using top-down design and the main() pattern? What could go wrong if you skip one?</w:t>
+              <w:t xml:space="preserve">    Students work independently on their projects, following the checklist.</w:t>
+            </w:r>
+            <w:r>
+              <w:rPr>
+                <w:rFonts w:ascii="Arial" w:cs="Arial" w:eastAsia="Arial" w:hAnsi="Arial"/>
+                <w:sz w:val="20"/>
+                <w:szCs w:val="20"/>
+              </w:rPr>
+              <w:br/>
+              <w:t xml:space="preserve"/>
+            </w:r>
+            <w:r>
+              <w:rPr>
+                <w:rFonts w:ascii="Arial" w:cs="Arial" w:eastAsia="Arial" w:hAnsi="Arial"/>
+                <w:b w:val="false"/>
+                <w:bCs w:val="false"/>
+                <w:i w:val="false"/>
+                <w:iCs w:val="false"/>
+                <w:color w:val="000000"/>
+                <w:sz w:val="20"/>
+                <w:szCs w:val="20"/>
+              </w:rPr>
+              <w:t xml:space="preserve">    Check in with each student to review progress and unblock issues.</w:t>
             </w:r>
             <w:r>
               <w:rPr>
@@ -882,6 +1208,134 @@
                 <w:sz w:val="20"/>
                 <w:szCs w:val="20"/>
               </w:rPr>
+              <w:t xml:space="preserve">→ Teacher circulates — offer hints, check for understanding.</w:t>
+            </w:r>
+          </w:p>
+        </w:tc>
+      </w:tr>
+      <w:tr>
+        <w:tc>
+          <w:tcPr>
+            <w:tcW w:type="dxa" w:w="1800"/>
+            <w:tcBorders>
+              <w:top w:val="single" w:color="CCCCCC" w:sz="1"/>
+              <w:left w:val="single" w:color="CCCCCC" w:sz="1"/>
+              <w:bottom w:val="single" w:color="CCCCCC" w:sz="1"/>
+              <w:right w:val="single" w:color="CCCCCC" w:sz="1"/>
+            </w:tcBorders>
+            <w:tcMar>
+              <w:top w:type="dxa" w:w="80"/>
+              <w:left w:type="dxa" w:w="120"/>
+              <w:bottom w:type="dxa" w:w="80"/>
+              <w:right w:type="dxa" w:w="120"/>
+            </w:tcMar>
+          </w:tcPr>
+          <w:p>
+            <w:r>
+              <w:rPr>
+                <w:rFonts w:ascii="Arial" w:cs="Arial" w:eastAsia="Arial" w:hAnsi="Arial"/>
+                <w:b/>
+                <w:bCs/>
+                <w:sz w:val="20"/>
+                <w:szCs w:val="20"/>
+              </w:rPr>
+              <w:t xml:space="preserve">5 min</w:t>
+            </w:r>
+          </w:p>
+        </w:tc>
+        <w:tc>
+          <w:tcPr>
+            <w:tcW w:type="dxa" w:w="7560"/>
+            <w:tcBorders>
+              <w:top w:val="single" w:color="CCCCCC" w:sz="1"/>
+              <w:left w:val="single" w:color="CCCCCC" w:sz="1"/>
+              <w:bottom w:val="single" w:color="CCCCCC" w:sz="1"/>
+              <w:right w:val="single" w:color="CCCCCC" w:sz="1"/>
+            </w:tcBorders>
+            <w:tcMar>
+              <w:top w:type="dxa" w:w="80"/>
+              <w:left w:type="dxa" w:w="120"/>
+              <w:bottom w:type="dxa" w:w="80"/>
+              <w:right w:type="dxa" w:w="120"/>
+            </w:tcMar>
+          </w:tcPr>
+          <w:p>
+            <w:pPr>
+              <w:spacing w:after="80" w:before="80"/>
+            </w:pPr>
+            <w:r>
+              <w:rPr>
+                <w:rFonts w:ascii="Arial" w:cs="Arial" w:eastAsia="Arial" w:hAnsi="Arial"/>
+                <w:b/>
+                <w:bCs/>
+                <w:i w:val="false"/>
+                <w:iCs w:val="false"/>
+                <w:color w:val="000000"/>
+                <w:sz w:val="22"/>
+                <w:szCs w:val="22"/>
+              </w:rPr>
+              <w:t xml:space="preserve">Exit Ticket / Wrap-Up</w:t>
+            </w:r>
+            <w:r>
+              <w:rPr>
+                <w:rFonts w:ascii="Arial" w:cs="Arial" w:eastAsia="Arial" w:hAnsi="Arial"/>
+                <w:sz w:val="20"/>
+                <w:szCs w:val="20"/>
+              </w:rPr>
+              <w:br/>
+              <w:t xml:space="preserve"/>
+            </w:r>
+            <w:r>
+              <w:rPr>
+                <w:rFonts w:ascii="Arial" w:cs="Arial" w:eastAsia="Arial" w:hAnsi="Arial"/>
+                <w:sz w:val="20"/>
+                <w:szCs w:val="20"/>
+              </w:rPr>
+              <w:br/>
+              <w:t xml:space="preserve"/>
+            </w:r>
+            <w:r>
+              <w:rPr>
+                <w:rFonts w:ascii="Arial" w:cs="Arial" w:eastAsia="Arial" w:hAnsi="Arial"/>
+                <w:b w:val="false"/>
+                <w:bCs w:val="false"/>
+                <w:i w:val="false"/>
+                <w:iCs w:val="false"/>
+                <w:color w:val="000000"/>
+                <w:sz w:val="20"/>
+                <w:szCs w:val="20"/>
+              </w:rPr>
+              <w:t xml:space="preserve">What are the 2-3 most important steps when you design and begin implementing a complete, multi-function program using top-down design and the main() pattern? What could go wrong if you skip one?</w:t>
+            </w:r>
+            <w:r>
+              <w:rPr>
+                <w:rFonts w:ascii="Arial" w:cs="Arial" w:eastAsia="Arial" w:hAnsi="Arial"/>
+                <w:sz w:val="20"/>
+                <w:szCs w:val="20"/>
+              </w:rPr>
+              <w:br/>
+              <w:t xml:space="preserve"/>
+            </w:r>
+            <w:r>
+              <w:rPr>
+                <w:rFonts w:ascii="Arial" w:cs="Arial" w:eastAsia="Arial" w:hAnsi="Arial"/>
+                <w:sz w:val="20"/>
+                <w:szCs w:val="20"/>
+              </w:rPr>
+              <w:br/>
+              <w:t xml:space="preserve"/>
+            </w:r>
+            <w:r>
+              <w:rPr>
+                <w:rFonts w:ascii="Arial" w:cs="Arial" w:eastAsia="Arial" w:hAnsi="Arial"/>
+                <w:b w:val="false"/>
+                <w:bCs w:val="false"/>
+                <w:i/>
+                <w:iCs/>
+                <w:color w:val="555555"/>
+                <w:sz w:val="20"/>
+                <w:szCs w:val="20"/>
+              </w:rPr>
               <w:t xml:space="preserve">→ 3–2–1: Name 3 things learned, 2 new vocab words, 1 question you still have.</w:t>
             </w:r>
           </w:p>
@@ -891,6 +1345,407 @@
     <w:p>
       <w:pPr>
         <w:spacing w:after="200"/>
+      </w:pPr>
+    </w:p>
+    <w:p>
+      <w:pPr>
+        <w:pBdr>
+          <w:bottom w:val="single" w:color="2B5797" w:sz="4" w:space="4"/>
+        </w:pBdr>
+        <w:spacing w:after="100" w:before="120"/>
+      </w:pPr>
+      <w:r>
+        <w:rPr>
+          <w:rFonts w:ascii="Arial" w:cs="Arial" w:eastAsia="Arial" w:hAnsi="Arial"/>
+          <w:b/>
+          <w:bCs/>
+          <w:color w:val="2B5797"/>
+          <w:sz w:val="24"/>
+          <w:szCs w:val="24"/>
+        </w:rPr>
+        <w:t xml:space="preserve">Key Concepts</w:t>
+      </w:r>
+    </w:p>
+    <w:p>
+      <w:pPr>
+        <w:spacing w:after="60"/>
+      </w:pPr>
+      <w:r>
+        <w:rPr>
+          <w:rFonts w:ascii="Arial" w:cs="Arial" w:eastAsia="Arial" w:hAnsi="Arial"/>
+          <w:sz w:val="20"/>
+          <w:szCs w:val="20"/>
+        </w:rPr>
+        <w:t xml:space="preserve">This is the first day of a two-day project. Today, you'll design and implement a moderately complex program (300–500 lines) that solves a real problem.</w:t>
+      </w:r>
+    </w:p>
+    <w:p>
+      <w:pPr>
+        <w:spacing w:after="60"/>
+      </w:pPr>
+      <w:r>
+        <w:rPr>
+          <w:rFonts w:ascii="Arial" w:cs="Arial" w:eastAsia="Arial" w:hAnsi="Arial"/>
+          <w:sz w:val="20"/>
+          <w:szCs w:val="20"/>
+        </w:rPr>
+        <w:t xml:space="preserve">Note: This is not a lab with pre-written starter code. You are designing and building from scratch using what you've learned about modular design.</w:t>
+      </w:r>
+    </w:p>
+    <w:p>
+      <w:pPr>
+        <w:spacing w:after="60"/>
+      </w:pPr>
+      <w:r>
+        <w:rPr>
+          <w:rFonts w:ascii="Arial" w:cs="Arial" w:eastAsia="Arial" w:hAnsi="Arial"/>
+          <w:sz w:val="20"/>
+          <w:szCs w:val="20"/>
+        </w:rPr>
+        <w:t xml:space="preserve">Choose ONE:</w:t>
+      </w:r>
+    </w:p>
+    <w:p>
+      <w:pPr>
+        <w:spacing w:after="60"/>
+      </w:pPr>
+      <w:r>
+        <w:rPr>
+          <w:rFonts w:ascii="Arial" w:cs="Arial" w:eastAsia="Arial" w:hAnsi="Arial"/>
+          <w:sz w:val="20"/>
+          <w:szCs w:val="20"/>
+        </w:rPr>
+        <w:t xml:space="preserve">1. Quiz Game (Difficulty: Medium)</w:t>
+      </w:r>
+    </w:p>
+    <w:p>
+      <w:pPr>
+        <w:spacing w:after="60"/>
+      </w:pPr>
+      <w:r>
+        <w:rPr>
+          <w:rFonts w:ascii="Arial" w:cs="Arial" w:eastAsia="Arial" w:hAnsi="Arial"/>
+          <w:sz w:val="20"/>
+          <w:szCs w:val="20"/>
+        </w:rPr>
+        <w:t xml:space="preserve">- Load questions from data or user input</w:t>
+      </w:r>
+    </w:p>
+    <w:p>
+      <w:pPr>
+        <w:spacing w:after="60"/>
+      </w:pPr>
+      <w:r>
+        <w:rPr>
+          <w:rFonts w:ascii="Arial" w:cs="Arial" w:eastAsia="Arial" w:hAnsi="Arial"/>
+          <w:sz w:val="20"/>
+          <w:szCs w:val="20"/>
+        </w:rPr>
+        <w:t xml:space="preserve">- Ask each question, get answer</w:t>
+      </w:r>
+    </w:p>
+    <w:p>
+      <w:pPr>
+        <w:spacing w:after="60"/>
+      </w:pPr>
+      <w:r>
+        <w:rPr>
+          <w:rFonts w:ascii="Arial" w:cs="Arial" w:eastAsia="Arial" w:hAnsi="Arial"/>
+          <w:sz w:val="20"/>
+          <w:szCs w:val="20"/>
+        </w:rPr>
+        <w:t xml:space="preserve">- Score the quiz</w:t>
+      </w:r>
+    </w:p>
+    <w:p>
+      <w:pPr>
+        <w:spacing w:after="60"/>
+      </w:pPr>
+      <w:r>
+        <w:rPr>
+          <w:rFonts w:ascii="Arial" w:cs="Arial" w:eastAsia="Arial" w:hAnsi="Arial"/>
+          <w:sz w:val="20"/>
+          <w:szCs w:val="20"/>
+        </w:rPr>
+        <w:t xml:space="preserve">- Display results with statistics</w:t>
+      </w:r>
+    </w:p>
+    <w:p>
+      <w:pPr>
+        <w:spacing w:after="60"/>
+      </w:pPr>
+      <w:r>
+        <w:rPr>
+          <w:rFonts w:ascii="Arial" w:cs="Arial" w:eastAsia="Arial" w:hAnsi="Arial"/>
+          <w:sz w:val="20"/>
+          <w:szCs w:val="20"/>
+        </w:rPr>
+        <w:t xml:space="preserve">2. Grade Tracker (Difficulty: Medium)</w:t>
+      </w:r>
+    </w:p>
+    <w:p>
+      <w:pPr>
+        <w:spacing w:after="60"/>
+      </w:pPr>
+      <w:r>
+        <w:rPr>
+          <w:rFonts w:ascii="Arial" w:cs="Arial" w:eastAsia="Arial" w:hAnsi="Arial"/>
+          <w:sz w:val="20"/>
+          <w:szCs w:val="20"/>
+        </w:rPr>
+        <w:t xml:space="preserve">- Add student grades by name</w:t>
+      </w:r>
+    </w:p>
+    <w:p>
+      <w:pPr>
+        <w:spacing w:after="60"/>
+      </w:pPr>
+      <w:r>
+        <w:rPr>
+          <w:rFonts w:ascii="Arial" w:cs="Arial" w:eastAsia="Arial" w:hAnsi="Arial"/>
+          <w:sz w:val="20"/>
+          <w:szCs w:val="20"/>
+        </w:rPr>
+        <w:t xml:space="preserve">- Calculate class statistics (average, min, max)</w:t>
+      </w:r>
+    </w:p>
+    <w:p>
+      <w:pPr>
+        <w:spacing w:after="60"/>
+      </w:pPr>
+      <w:r>
+        <w:rPr>
+          <w:rFonts w:ascii="Arial" w:cs="Arial" w:eastAsia="Arial" w:hAnsi="Arial"/>
+          <w:sz w:val="20"/>
+          <w:szCs w:val="20"/>
+        </w:rPr>
+        <w:t xml:space="preserve">- Show grade distribution</w:t>
+      </w:r>
+    </w:p>
+    <w:p>
+      <w:pPr>
+        <w:spacing w:after="60"/>
+      </w:pPr>
+      <w:r>
+        <w:rPr>
+          <w:rFonts w:ascii="Arial" w:cs="Arial" w:eastAsia="Arial" w:hAnsi="Arial"/>
+          <w:sz w:val="20"/>
+          <w:szCs w:val="20"/>
+        </w:rPr>
+        <w:t xml:space="preserve">- Identify top/bottom performers</w:t>
+      </w:r>
+    </w:p>
+    <w:p>
+      <w:pPr>
+        <w:spacing w:after="60"/>
+      </w:pPr>
+      <w:r>
+        <w:rPr>
+          <w:rFonts w:ascii="Arial" w:cs="Arial" w:eastAsia="Arial" w:hAnsi="Arial"/>
+          <w:sz w:val="20"/>
+          <w:szCs w:val="20"/>
+        </w:rPr>
+        <w:t xml:space="preserve">3. Text-Based Game (Difficulty: Hard)</w:t>
+      </w:r>
+    </w:p>
+    <w:p>
+      <w:pPr>
+        <w:spacing w:after="60"/>
+      </w:pPr>
+      <w:r>
+        <w:rPr>
+          <w:rFonts w:ascii="Arial" w:cs="Arial" w:eastAsia="Arial" w:hAnsi="Arial"/>
+          <w:sz w:val="20"/>
+          <w:szCs w:val="20"/>
+        </w:rPr>
+        <w:t xml:space="preserve">- Multiple rooms/locations</w:t>
+      </w:r>
+    </w:p>
+    <w:p>
+      <w:pPr>
+        <w:spacing w:after="60"/>
+      </w:pPr>
+      <w:r>
+        <w:rPr>
+          <w:rFonts w:ascii="Arial" w:cs="Arial" w:eastAsia="Arial" w:hAnsi="Arial"/>
+          <w:sz w:val="20"/>
+          <w:szCs w:val="20"/>
+        </w:rPr>
+        <w:t xml:space="preserve">- Simple inventory system</w:t>
+      </w:r>
+    </w:p>
+    <w:p>
+      <w:pPr>
+        <w:spacing w:after="60"/>
+      </w:pPr>
+      <w:r>
+        <w:rPr>
+          <w:rFonts w:ascii="Arial" w:cs="Arial" w:eastAsia="Arial" w:hAnsi="Arial"/>
+          <w:sz w:val="20"/>
+          <w:szCs w:val="20"/>
+        </w:rPr>
+        <w:t xml:space="preserve">- NPCs with simple dialogue</w:t>
+      </w:r>
+    </w:p>
+    <w:p>
+      <w:pPr>
+        <w:spacing w:after="60"/>
+      </w:pPr>
+      <w:r>
+        <w:rPr>
+          <w:rFonts w:ascii="Arial" w:cs="Arial" w:eastAsia="Arial" w:hAnsi="Arial"/>
+          <w:sz w:val="20"/>
+          <w:szCs w:val="20"/>
+        </w:rPr>
+        <w:t xml:space="preserve">- Win condition</w:t>
+      </w:r>
+    </w:p>
+    <w:p>
+      <w:pPr>
+        <w:spacing w:after="60"/>
+      </w:pPr>
+      <w:r>
+        <w:rPr>
+          <w:rFonts w:ascii="Arial" w:cs="Arial" w:eastAsia="Arial" w:hAnsi="Arial"/>
+          <w:sz w:val="20"/>
+          <w:szCs w:val="20"/>
+        </w:rPr>
+        <w:t xml:space="preserve">4. Budget Manager (Difficulty: Medium)</w:t>
+      </w:r>
+    </w:p>
+    <w:p>
+      <w:pPr>
+        <w:spacing w:after="60"/>
+      </w:pPr>
+      <w:r>
+        <w:rPr>
+          <w:rFonts w:ascii="Arial" w:cs="Arial" w:eastAsia="Arial" w:hAnsi="Arial"/>
+          <w:sz w:val="20"/>
+          <w:szCs w:val="20"/>
+        </w:rPr>
+        <w:t xml:space="preserve">- Add/remove expenses by category</w:t>
+      </w:r>
+    </w:p>
+    <w:p>
+      <w:pPr>
+        <w:spacing w:after="60"/>
+      </w:pPr>
+      <w:r>
+        <w:rPr>
+          <w:rFonts w:ascii="Arial" w:cs="Arial" w:eastAsia="Arial" w:hAnsi="Arial"/>
+          <w:sz w:val="20"/>
+          <w:szCs w:val="20"/>
+        </w:rPr>
+        <w:t xml:space="preserve">- Calculate totals by category</w:t>
+      </w:r>
+    </w:p>
+    <w:p>
+      <w:pPr>
+        <w:spacing w:after="60"/>
+      </w:pPr>
+      <w:r>
+        <w:rPr>
+          <w:rFonts w:ascii="Arial" w:cs="Arial" w:eastAsia="Arial" w:hAnsi="Arial"/>
+          <w:sz w:val="20"/>
+          <w:szCs w:val="20"/>
+        </w:rPr>
+        <w:t xml:space="preserve">- Show spending summary</w:t>
+      </w:r>
+    </w:p>
+    <w:p>
+      <w:pPr>
+        <w:spacing w:after="60"/>
+      </w:pPr>
+      <w:r>
+        <w:rPr>
+          <w:rFonts w:ascii="Arial" w:cs="Arial" w:eastAsia="Arial" w:hAnsi="Arial"/>
+          <w:sz w:val="20"/>
+          <w:szCs w:val="20"/>
+        </w:rPr>
+        <w:t xml:space="preserve">- Compare against budget</w:t>
+      </w:r>
+    </w:p>
+    <w:p>
+      <w:pPr>
+        <w:spacing w:after="60"/>
+      </w:pPr>
+      <w:r>
+        <w:rPr>
+          <w:rFonts w:ascii="Arial" w:cs="Arial" w:eastAsia="Arial" w:hAnsi="Arial"/>
+          <w:sz w:val="20"/>
+          <w:szCs w:val="20"/>
+        </w:rPr>
+        <w:t xml:space="preserve">5. Word Game (Difficulty: Medium)</w:t>
+      </w:r>
+    </w:p>
+    <w:p>
+      <w:pPr>
+        <w:spacing w:after="60"/>
+      </w:pPr>
+      <w:r>
+        <w:rPr>
+          <w:rFonts w:ascii="Arial" w:cs="Arial" w:eastAsia="Arial" w:hAnsi="Arial"/>
+          <w:sz w:val="20"/>
+          <w:szCs w:val="20"/>
+        </w:rPr>
+        <w:t xml:space="preserve">- Load word list</w:t>
+      </w:r>
+    </w:p>
+    <w:p>
+      <w:pPr>
+        <w:spacing w:after="60"/>
+      </w:pPr>
+      <w:r>
+        <w:rPr>
+          <w:rFonts w:ascii="Arial" w:cs="Arial" w:eastAsia="Arial" w:hAnsi="Arial"/>
+          <w:sz w:val="20"/>
+          <w:szCs w:val="20"/>
+        </w:rPr>
+        <w:t xml:space="preserve">- Generate a random word</w:t>
+      </w:r>
+    </w:p>
+    <w:p>
+      <w:pPr>
+        <w:spacing w:after="60"/>
+      </w:pPr>
+      <w:r>
+        <w:rPr>
+          <w:rFonts w:ascii="Arial" w:cs="Arial" w:eastAsia="Arial" w:hAnsi="Arial"/>
+          <w:sz w:val="20"/>
+          <w:szCs w:val="20"/>
+        </w:rPr>
+        <w:t xml:space="preserve">- Let player guess letters</w:t>
+      </w:r>
+    </w:p>
+    <w:p>
+      <w:pPr>
+        <w:spacing w:after="60"/>
+      </w:pPr>
+      <w:r>
+        <w:rPr>
+          <w:rFonts w:ascii="Arial" w:cs="Arial" w:eastAsia="Arial" w:hAnsi="Arial"/>
+          <w:sz w:val="20"/>
+          <w:szCs w:val="20"/>
+        </w:rPr>
+        <w:t xml:space="preserve">- Track guesses, lives remaining</w:t>
+      </w:r>
+    </w:p>
+    <w:p>
+      <w:pPr>
+        <w:spacing w:after="60"/>
+      </w:pPr>
+      <w:r>
+        <w:rPr>
+          <w:rFonts w:ascii="Arial" w:cs="Arial" w:eastAsia="Arial" w:hAnsi="Arial"/>
+          <w:sz w:val="20"/>
+          <w:szCs w:val="20"/>
+        </w:rPr>
+        <w:t xml:space="preserve">- Show progress</w:t>
+      </w:r>
+    </w:p>
+    <w:p>
+      <w:pPr>
+        <w:spacing w:after="160"/>
       </w:pPr>
     </w:p>
     <w:p>
@@ -1941,6 +2796,381 @@
     <w:p>
       <w:pPr>
         <w:spacing w:after="120"/>
+      </w:pPr>
+    </w:p>
+    <w:p>
+      <w:pPr>
+        <w:pBdr>
+          <w:bottom w:val="single" w:color="2B5797" w:sz="4" w:space="4"/>
+        </w:pBdr>
+        <w:spacing w:after="100" w:before="120"/>
+      </w:pPr>
+      <w:r>
+        <w:rPr>
+          <w:rFonts w:ascii="Arial" w:cs="Arial" w:eastAsia="Arial" w:hAnsi="Arial"/>
+          <w:b/>
+          <w:bCs/>
+          <w:color w:val="2B5797"/>
+          <w:sz w:val="24"/>
+          <w:szCs w:val="24"/>
+        </w:rPr>
+        <w:t xml:space="preserve">Guided Practice</w:t>
+      </w:r>
+    </w:p>
+    <w:p>
+      <w:pPr>
+        <w:spacing w:after="60"/>
+      </w:pPr>
+      <w:r>
+        <w:rPr>
+          <w:rFonts w:ascii="Arial" w:cs="Arial" w:eastAsia="Arial" w:hAnsi="Arial"/>
+          <w:sz w:val="20"/>
+          <w:szCs w:val="20"/>
+        </w:rPr>
+        <w:t xml:space="preserve">Before writing code, create a design document:</w:t>
+      </w:r>
+    </w:p>
+    <w:p>
+      <w:pPr>
+        <w:spacing w:after="60"/>
+      </w:pPr>
+      <w:r>
+        <w:rPr>
+          <w:rFonts w:ascii="Arial" w:cs="Arial" w:eastAsia="Arial" w:hAnsi="Arial"/>
+          <w:sz w:val="20"/>
+          <w:szCs w:val="20"/>
+        </w:rPr>
+        <w:t xml:space="preserve">1. Problem statement — What does your program do?</w:t>
+      </w:r>
+    </w:p>
+    <w:p>
+      <w:pPr>
+        <w:spacing w:after="60"/>
+      </w:pPr>
+      <w:r>
+        <w:rPr>
+          <w:rFonts w:ascii="Arial" w:cs="Arial" w:eastAsia="Arial" w:hAnsi="Arial"/>
+          <w:sz w:val="20"/>
+          <w:szCs w:val="20"/>
+        </w:rPr>
+        <w:t xml:space="preserve">2. Inputs and outputs — What does it take in? What does it produce?</w:t>
+      </w:r>
+    </w:p>
+    <w:p>
+      <w:pPr>
+        <w:spacing w:after="60"/>
+      </w:pPr>
+      <w:r>
+        <w:rPr>
+          <w:rFonts w:ascii="Arial" w:cs="Arial" w:eastAsia="Arial" w:hAnsi="Arial"/>
+          <w:sz w:val="20"/>
+          <w:szCs w:val="20"/>
+        </w:rPr>
+        <w:t xml:space="preserve">3. Major functions — List all functions you'll write (name, purpose)</w:t>
+      </w:r>
+    </w:p>
+    <w:p>
+      <w:pPr>
+        <w:spacing w:after="60"/>
+      </w:pPr>
+      <w:r>
+        <w:rPr>
+          <w:rFonts w:ascii="Arial" w:cs="Arial" w:eastAsia="Arial" w:hAnsi="Arial"/>
+          <w:sz w:val="20"/>
+          <w:szCs w:val="20"/>
+        </w:rPr>
+        <w:t xml:space="preserve">4. Function interactions — How do functions call each other?</w:t>
+      </w:r>
+    </w:p>
+    <w:p>
+      <w:pPr>
+        <w:spacing w:after="60"/>
+      </w:pPr>
+      <w:r>
+        <w:rPr>
+          <w:rFonts w:ascii="Arial" w:cs="Arial" w:eastAsia="Arial" w:hAnsi="Arial"/>
+          <w:sz w:val="20"/>
+          <w:szCs w:val="20"/>
+        </w:rPr>
+        <w:t xml:space="preserve">5. Data structures — What lists/variables will you use?</w:t>
+      </w:r>
+    </w:p>
+    <w:p>
+      <w:pPr>
+        <w:spacing w:after="60"/>
+      </w:pPr>
+      <w:r>
+        <w:rPr>
+          <w:rFonts w:ascii="Arial" w:cs="Arial" w:eastAsia="Arial" w:hAnsi="Arial"/>
+          <w:sz w:val="20"/>
+          <w:szCs w:val="20"/>
+        </w:rPr>
+        <w:t xml:space="preserve">Example Design for a Quiz Game:</w:t>
+      </w:r>
+    </w:p>
+    <w:p>
+      <w:pPr>
+        <w:spacing w:after="60"/>
+      </w:pPr>
+      <w:r>
+        <w:rPr>
+          <w:rFonts w:ascii="Arial" w:cs="Arial" w:eastAsia="Arial" w:hAnsi="Arial"/>
+          <w:sz w:val="20"/>
+          <w:szCs w:val="20"/>
+        </w:rPr>
+        <w:t xml:space="preserve">1. Write your design document (even if brief)</w:t>
+      </w:r>
+    </w:p>
+    <w:p>
+      <w:pPr>
+        <w:spacing w:after="60"/>
+      </w:pPr>
+      <w:r>
+        <w:rPr>
+          <w:rFonts w:ascii="Arial" w:cs="Arial" w:eastAsia="Arial" w:hAnsi="Arial"/>
+          <w:sz w:val="20"/>
+          <w:szCs w:val="20"/>
+        </w:rPr>
+        <w:t xml:space="preserve">2. Implement helper functions (the low-level ones)</w:t>
+      </w:r>
+    </w:p>
+    <w:p>
+      <w:pPr>
+        <w:spacing w:after="60"/>
+      </w:pPr>
+      <w:r>
+        <w:rPr>
+          <w:rFonts w:ascii="Arial" w:cs="Arial" w:eastAsia="Arial" w:hAnsi="Arial"/>
+          <w:sz w:val="20"/>
+          <w:szCs w:val="20"/>
+        </w:rPr>
+        <w:t xml:space="preserve">3. Test each helper as you write it</w:t>
+      </w:r>
+    </w:p>
+    <w:p>
+      <w:pPr>
+        <w:spacing w:after="60"/>
+      </w:pPr>
+      <w:r>
+        <w:rPr>
+          <w:rFonts w:ascii="Arial" w:cs="Arial" w:eastAsia="Arial" w:hAnsi="Arial"/>
+          <w:sz w:val="20"/>
+          <w:szCs w:val="20"/>
+        </w:rPr>
+        <w:t xml:space="preserve">4. Implement main() last</w:t>
+      </w:r>
+    </w:p>
+    <w:p>
+      <w:pPr>
+        <w:spacing w:after="60"/>
+      </w:pPr>
+      <w:r>
+        <w:rPr>
+          <w:rFonts w:ascii="Arial" w:cs="Arial" w:eastAsia="Arial" w:hAnsi="Arial"/>
+          <w:sz w:val="20"/>
+          <w:szCs w:val="20"/>
+        </w:rPr>
+        <w:t xml:space="preserve">5. Do full program testing</w:t>
+      </w:r>
+    </w:p>
+    <w:p>
+      <w:pPr>
+        <w:spacing w:after="60"/>
+      </w:pPr>
+      <w:r>
+        <w:rPr>
+          <w:rFonts w:ascii="Arial" w:cs="Arial" w:eastAsia="Arial" w:hAnsi="Arial"/>
+          <w:sz w:val="20"/>
+          <w:szCs w:val="20"/>
+        </w:rPr>
+        <w:t xml:space="preserve">Start small: Don't try to build everything at once. Implement the core functionality first.</w:t>
+      </w:r>
+    </w:p>
+    <w:p>
+      <w:pPr>
+        <w:spacing w:after="60"/>
+      </w:pPr>
+      <w:r>
+        <w:rPr>
+          <w:rFonts w:ascii="Arial" w:cs="Arial" w:eastAsia="Arial" w:hAnsi="Arial"/>
+          <w:sz w:val="20"/>
+          <w:szCs w:val="20"/>
+        </w:rPr>
+        <w:t xml:space="preserve">- [ ] I chose a project</w:t>
+      </w:r>
+    </w:p>
+    <w:p>
+      <w:pPr>
+        <w:spacing w:after="60"/>
+      </w:pPr>
+      <w:r>
+        <w:rPr>
+          <w:rFonts w:ascii="Arial" w:cs="Arial" w:eastAsia="Arial" w:hAnsi="Arial"/>
+          <w:sz w:val="20"/>
+          <w:szCs w:val="20"/>
+        </w:rPr>
+        <w:t xml:space="preserve">- [ ] I created a design document (functions, flow)</w:t>
+      </w:r>
+    </w:p>
+    <w:p>
+      <w:pPr>
+        <w:spacing w:after="60"/>
+      </w:pPr>
+      <w:r>
+        <w:rPr>
+          <w:rFonts w:ascii="Arial" w:cs="Arial" w:eastAsia="Arial" w:hAnsi="Arial"/>
+          <w:sz w:val="20"/>
+          <w:szCs w:val="20"/>
+        </w:rPr>
+        <w:t xml:space="preserve">- [ ] I've implemented at least 3 helper functions</w:t>
+      </w:r>
+    </w:p>
+    <w:p>
+      <w:pPr>
+        <w:spacing w:after="60"/>
+      </w:pPr>
+      <w:r>
+        <w:rPr>
+          <w:rFonts w:ascii="Arial" w:cs="Arial" w:eastAsia="Arial" w:hAnsi="Arial"/>
+          <w:sz w:val="20"/>
+          <w:szCs w:val="20"/>
+        </w:rPr>
+        <w:t xml:space="preserve">- [ ] I've tested those functions individually</w:t>
+      </w:r>
+    </w:p>
+    <w:p>
+      <w:pPr>
+        <w:spacing w:after="60"/>
+      </w:pPr>
+      <w:r>
+        <w:rPr>
+          <w:rFonts w:ascii="Arial" w:cs="Arial" w:eastAsia="Arial" w:hAnsi="Arial"/>
+          <w:sz w:val="20"/>
+          <w:szCs w:val="20"/>
+        </w:rPr>
+        <w:t xml:space="preserve">- [ ] I have a clear main() structure (not fully working yet)</w:t>
+      </w:r>
+    </w:p>
+    <w:p>
+      <w:pPr>
+        <w:spacing w:after="60"/>
+      </w:pPr>
+      <w:r>
+        <w:rPr>
+          <w:rFonts w:ascii="Arial" w:cs="Arial" w:eastAsia="Arial" w:hAnsi="Arial"/>
+          <w:sz w:val="20"/>
+          <w:szCs w:val="20"/>
+        </w:rPr>
+        <w:t xml:space="preserve">- [ ] I have no syntax errors</w:t>
+      </w:r>
+    </w:p>
+    <w:p>
+      <w:pPr>
+        <w:spacing w:after="60"/>
+      </w:pPr>
+      <w:r>
+        <w:rPr>
+          <w:rFonts w:ascii="Arial" w:cs="Arial" w:eastAsia="Arial" w:hAnsi="Arial"/>
+          <w:sz w:val="20"/>
+          <w:szCs w:val="20"/>
+        </w:rPr>
+        <w:t xml:space="preserve">Submit:</w:t>
+      </w:r>
+    </w:p>
+    <w:p>
+      <w:pPr>
+        <w:spacing w:after="60"/>
+      </w:pPr>
+      <w:r>
+        <w:rPr>
+          <w:rFonts w:ascii="Arial" w:cs="Arial" w:eastAsia="Arial" w:hAnsi="Arial"/>
+          <w:sz w:val="20"/>
+          <w:szCs w:val="20"/>
+        </w:rPr>
+        <w:t xml:space="preserve">1. Your design document</w:t>
+      </w:r>
+    </w:p>
+    <w:p>
+      <w:pPr>
+        <w:spacing w:after="60"/>
+      </w:pPr>
+      <w:r>
+        <w:rPr>
+          <w:rFonts w:ascii="Arial" w:cs="Arial" w:eastAsia="Arial" w:hAnsi="Arial"/>
+          <w:sz w:val="20"/>
+          <w:szCs w:val="20"/>
+        </w:rPr>
+        <w:t xml:space="preserve">2. Your program code with helper functions working</w:t>
+      </w:r>
+    </w:p>
+    <w:p>
+      <w:pPr>
+        <w:spacing w:after="60"/>
+      </w:pPr>
+      <w:r>
+        <w:rPr>
+          <w:rFonts w:ascii="Arial" w:cs="Arial" w:eastAsia="Arial" w:hAnsi="Arial"/>
+          <w:sz w:val="20"/>
+          <w:szCs w:val="20"/>
+        </w:rPr>
+        <w:t xml:space="preserve">3. Test output showing at least 3 functions work</w:t>
+      </w:r>
+    </w:p>
+    <w:p>
+      <w:pPr>
+        <w:spacing w:after="60"/>
+      </w:pPr>
+      <w:r>
+        <w:rPr>
+          <w:rFonts w:ascii="Arial" w:cs="Arial" w:eastAsia="Arial" w:hAnsi="Arial"/>
+          <w:sz w:val="20"/>
+          <w:szCs w:val="20"/>
+        </w:rPr>
+        <w:t xml:space="preserve">- Start simple. You can always add complexity.</w:t>
+      </w:r>
+    </w:p>
+    <w:p>
+      <w:pPr>
+        <w:spacing w:after="60"/>
+      </w:pPr>
+      <w:r>
+        <w:rPr>
+          <w:rFonts w:ascii="Arial" w:cs="Arial" w:eastAsia="Arial" w:hAnsi="Arial"/>
+          <w:sz w:val="20"/>
+          <w:szCs w:val="20"/>
+        </w:rPr>
+        <w:t xml:space="preserve">- Test one function at a time.</w:t>
+      </w:r>
+    </w:p>
+    <w:p>
+      <w:pPr>
+        <w:spacing w:after="60"/>
+      </w:pPr>
+      <w:r>
+        <w:rPr>
+          <w:rFonts w:ascii="Arial" w:cs="Arial" w:eastAsia="Arial" w:hAnsi="Arial"/>
+          <w:sz w:val="20"/>
+          <w:szCs w:val="20"/>
+        </w:rPr>
+        <w:t xml:space="preserve">- Use comments to mark what's done vs. what's TODO.</w:t>
+      </w:r>
+    </w:p>
+    <w:p>
+      <w:pPr>
+        <w:spacing w:after="60"/>
+      </w:pPr>
+      <w:r>
+        <w:rPr>
+          <w:rFonts w:ascii="Arial" w:cs="Arial" w:eastAsia="Arial" w:hAnsi="Arial"/>
+          <w:sz w:val="20"/>
+          <w:szCs w:val="20"/>
+        </w:rPr>
+        <w:t xml:space="preserve">- Don't worry if main() isn't fully working yet. That's tomorrow.</w:t>
+      </w:r>
+    </w:p>
+    <w:p>
+      <w:pPr>
+        <w:spacing w:after="160"/>
       </w:pPr>
     </w:p>
     <w:p>
